--- a/AWS_Registration.docx
+++ b/AWS_Registration.docx
@@ -26,6 +26,9 @@
     </w:p>
     <w:p>
       <w:r>
+        <w:rPr>
+          <w:noProof/>
+        </w:rPr>
         <w:drawing>
           <wp:inline distT="0" distB="0" distL="0" distR="0" wp14:anchorId="6DD5E7B2" wp14:editId="5AF3B01E">
             <wp:extent cx="3402000" cy="3938400"/>
@@ -66,6 +69,9 @@
     <w:p/>
     <w:p>
       <w:r>
+        <w:rPr>
+          <w:noProof/>
+        </w:rPr>
         <w:drawing>
           <wp:inline distT="0" distB="0" distL="0" distR="0" wp14:anchorId="13203488" wp14:editId="15F9A4B9">
             <wp:extent cx="3779420" cy="2400300"/>
@@ -106,6 +112,9 @@
     <w:p/>
     <w:p>
       <w:r>
+        <w:rPr>
+          <w:noProof/>
+        </w:rPr>
         <w:drawing>
           <wp:inline distT="0" distB="0" distL="0" distR="0" wp14:anchorId="78C8E5E3" wp14:editId="4E282FAC">
             <wp:extent cx="3676650" cy="2421208"/>
@@ -205,6 +214,9 @@
     </w:p>
     <w:p>
       <w:r>
+        <w:rPr>
+          <w:noProof/>
+        </w:rPr>
         <w:drawing>
           <wp:inline distT="0" distB="0" distL="0" distR="0" wp14:anchorId="76B9BD36" wp14:editId="4E9CB7C1">
             <wp:extent cx="7043004" cy="3540760"/>
@@ -1134,16 +1146,34 @@
       <w:pPr>
         <w:pStyle w:val="NoSpacing"/>
         <w:rPr>
-          <w:b/>
-          <w:bCs/>
-          <w:color w:val="C45911" w:themeColor="accent2" w:themeShade="BF"/>
-        </w:rPr>
-      </w:pPr>
-      <w:r>
-        <w:rPr>
-          <w:b/>
-          <w:bCs/>
-          <w:color w:val="C45911" w:themeColor="accent2" w:themeShade="BF"/>
+          <w:bCs/>
+          <w:color w:val="000000" w:themeColor="text1"/>
+          <w14:shadow w14:blurRad="38100" w14:dist="19050" w14:dir="2700000" w14:sx="100000" w14:sy="100000" w14:kx="0" w14:ky="0" w14:algn="tl">
+            <w14:schemeClr w14:val="dk1">
+              <w14:alpha w14:val="60000"/>
+            </w14:schemeClr>
+          </w14:shadow>
+          <w14:textOutline w14:w="0" w14:cap="flat" w14:cmpd="sng" w14:algn="ctr">
+            <w14:noFill/>
+            <w14:prstDash w14:val="solid"/>
+            <w14:round/>
+          </w14:textOutline>
+        </w:rPr>
+      </w:pPr>
+      <w:r>
+        <w:rPr>
+          <w:bCs/>
+          <w:color w:val="000000" w:themeColor="text1"/>
+          <w14:shadow w14:blurRad="38100" w14:dist="19050" w14:dir="2700000" w14:sx="100000" w14:sy="100000" w14:kx="0" w14:ky="0" w14:algn="tl">
+            <w14:schemeClr w14:val="dk1">
+              <w14:alpha w14:val="60000"/>
+            </w14:schemeClr>
+          </w14:shadow>
+          <w14:textOutline w14:w="0" w14:cap="flat" w14:cmpd="sng" w14:algn="ctr">
+            <w14:noFill/>
+            <w14:prstDash w14:val="solid"/>
+            <w14:round/>
+          </w14:textOutline>
         </w:rPr>
         <w:t>Step-by-Step Deployment Guide</w:t>
       </w:r>
@@ -1159,11 +1189,53 @@
       </w:pPr>
       <w:r>
         <w:rPr>
-          <w:b/>
-          <w:bCs/>
-          <w:color w:val="C45911" w:themeColor="accent2" w:themeShade="BF"/>
-        </w:rPr>
-        <w:t>1. Launch an EC2 Instance (Free Tier Eligible)</w:t>
+          <w:bCs/>
+          <w:color w:val="000000" w:themeColor="text1"/>
+          <w14:shadow w14:blurRad="38100" w14:dist="19050" w14:dir="2700000" w14:sx="100000" w14:sy="100000" w14:kx="0" w14:ky="0" w14:algn="tl">
+            <w14:schemeClr w14:val="dk1">
+              <w14:alpha w14:val="60000"/>
+            </w14:schemeClr>
+          </w14:shadow>
+          <w14:textOutline w14:w="0" w14:cap="flat" w14:cmpd="sng" w14:algn="ctr">
+            <w14:noFill/>
+            <w14:prstDash w14:val="solid"/>
+            <w14:round/>
+          </w14:textOutline>
+        </w:rPr>
+        <w:t>1.</w:t>
+      </w:r>
+      <w:r>
+        <w:rPr>
+          <w:b/>
+          <w:bCs/>
+          <w:color w:val="C45911" w:themeColor="accent2" w:themeShade="BF"/>
+        </w:rPr>
+        <w:t xml:space="preserve"> </w:t>
+      </w:r>
+      <w:r>
+        <w:rPr>
+          <w:bCs/>
+          <w:color w:val="000000" w:themeColor="text1"/>
+          <w14:shadow w14:blurRad="38100" w14:dist="19050" w14:dir="2700000" w14:sx="100000" w14:sy="100000" w14:kx="0" w14:ky="0" w14:algn="tl">
+            <w14:schemeClr w14:val="dk1">
+              <w14:alpha w14:val="60000"/>
+            </w14:schemeClr>
+          </w14:shadow>
+          <w14:textOutline w14:w="0" w14:cap="flat" w14:cmpd="sng" w14:algn="ctr">
+            <w14:noFill/>
+            <w14:prstDash w14:val="solid"/>
+            <w14:round/>
+          </w14:textOutline>
+        </w:rPr>
+        <w:t>Launch an EC2 Instance (</w:t>
+      </w:r>
+      <w:r>
+        <w:rPr>
+          <w:b/>
+          <w:bCs/>
+          <w:color w:val="C45911" w:themeColor="accent2" w:themeShade="BF"/>
+        </w:rPr>
+        <w:t>Free Tier Eligible)</w:t>
       </w:r>
     </w:p>
     <w:p>
@@ -1765,7 +1837,24 @@
           <w:bCs/>
           <w:color w:val="C45911" w:themeColor="accent2" w:themeShade="BF"/>
         </w:rPr>
-        <w:t>2. Connect to Your EC2 Instance</w:t>
+        <w:t xml:space="preserve">2. </w:t>
+      </w:r>
+      <w:r>
+        <w:rPr>
+          <w:bCs/>
+          <w:color w:val="000000" w:themeColor="text1"/>
+          <w14:shadow w14:blurRad="38100" w14:dist="19050" w14:dir="2700000" w14:sx="100000" w14:sy="100000" w14:kx="0" w14:ky="0" w14:algn="tl">
+            <w14:schemeClr w14:val="dk1">
+              <w14:alpha w14:val="60000"/>
+            </w14:schemeClr>
+          </w14:shadow>
+          <w14:textOutline w14:w="0" w14:cap="flat" w14:cmpd="sng" w14:algn="ctr">
+            <w14:noFill/>
+            <w14:prstDash w14:val="solid"/>
+            <w14:round/>
+          </w14:textOutline>
+        </w:rPr>
+        <w:t>Connect to Your EC2 Instance</w:t>
       </w:r>
     </w:p>
     <w:p>
@@ -2178,18 +2267,44 @@
       <w:pPr>
         <w:pStyle w:val="NoSpacing"/>
         <w:rPr>
-          <w:b/>
-          <w:bCs/>
-          <w:color w:val="C45911" w:themeColor="accent2" w:themeShade="BF"/>
-        </w:rPr>
-      </w:pPr>
-      <w:r>
-        <w:rPr>
-          <w:b/>
-          <w:bCs/>
-          <w:color w:val="C45911" w:themeColor="accent2" w:themeShade="BF"/>
-        </w:rPr>
-        <w:t>3. Install JDK 21</w:t>
+          <w:bCs/>
+          <w:color w:val="000000" w:themeColor="text1"/>
+          <w14:shadow w14:blurRad="38100" w14:dist="19050" w14:dir="2700000" w14:sx="100000" w14:sy="100000" w14:kx="0" w14:ky="0" w14:algn="tl">
+            <w14:schemeClr w14:val="dk1">
+              <w14:alpha w14:val="60000"/>
+            </w14:schemeClr>
+          </w14:shadow>
+          <w14:textOutline w14:w="0" w14:cap="flat" w14:cmpd="sng" w14:algn="ctr">
+            <w14:noFill/>
+            <w14:prstDash w14:val="solid"/>
+            <w14:round/>
+          </w14:textOutline>
+        </w:rPr>
+      </w:pPr>
+      <w:r>
+        <w:rPr>
+          <w:b/>
+          <w:bCs/>
+          <w:color w:val="C45911" w:themeColor="accent2" w:themeShade="BF"/>
+        </w:rPr>
+        <w:t xml:space="preserve">3. </w:t>
+      </w:r>
+      <w:r>
+        <w:rPr>
+          <w:bCs/>
+          <w:color w:val="000000" w:themeColor="text1"/>
+          <w14:shadow w14:blurRad="38100" w14:dist="19050" w14:dir="2700000" w14:sx="100000" w14:sy="100000" w14:kx="0" w14:ky="0" w14:algn="tl">
+            <w14:schemeClr w14:val="dk1">
+              <w14:alpha w14:val="60000"/>
+            </w14:schemeClr>
+          </w14:shadow>
+          <w14:textOutline w14:w="0" w14:cap="flat" w14:cmpd="sng" w14:algn="ctr">
+            <w14:noFill/>
+            <w14:prstDash w14:val="solid"/>
+            <w14:round/>
+          </w14:textOutline>
+        </w:rPr>
+        <w:t>Install JDK 21</w:t>
       </w:r>
     </w:p>
     <w:p>
@@ -2508,18 +2623,44 @@
       <w:pPr>
         <w:pStyle w:val="NoSpacing"/>
         <w:rPr>
-          <w:b/>
-          <w:bCs/>
-          <w:color w:val="C45911" w:themeColor="accent2" w:themeShade="BF"/>
-        </w:rPr>
-      </w:pPr>
-      <w:r>
-        <w:rPr>
-          <w:b/>
-          <w:bCs/>
-          <w:color w:val="C45911" w:themeColor="accent2" w:themeShade="BF"/>
-        </w:rPr>
-        <w:t>4. Install Apache Tomcat</w:t>
+          <w:bCs/>
+          <w:color w:val="000000" w:themeColor="text1"/>
+          <w14:shadow w14:blurRad="38100" w14:dist="19050" w14:dir="2700000" w14:sx="100000" w14:sy="100000" w14:kx="0" w14:ky="0" w14:algn="tl">
+            <w14:schemeClr w14:val="dk1">
+              <w14:alpha w14:val="60000"/>
+            </w14:schemeClr>
+          </w14:shadow>
+          <w14:textOutline w14:w="0" w14:cap="flat" w14:cmpd="sng" w14:algn="ctr">
+            <w14:noFill/>
+            <w14:prstDash w14:val="solid"/>
+            <w14:round/>
+          </w14:textOutline>
+        </w:rPr>
+      </w:pPr>
+      <w:r>
+        <w:rPr>
+          <w:b/>
+          <w:bCs/>
+          <w:color w:val="C45911" w:themeColor="accent2" w:themeShade="BF"/>
+        </w:rPr>
+        <w:t xml:space="preserve">4. </w:t>
+      </w:r>
+      <w:r>
+        <w:rPr>
+          <w:bCs/>
+          <w:color w:val="000000" w:themeColor="text1"/>
+          <w14:shadow w14:blurRad="38100" w14:dist="19050" w14:dir="2700000" w14:sx="100000" w14:sy="100000" w14:kx="0" w14:ky="0" w14:algn="tl">
+            <w14:schemeClr w14:val="dk1">
+              <w14:alpha w14:val="60000"/>
+            </w14:schemeClr>
+          </w14:shadow>
+          <w14:textOutline w14:w="0" w14:cap="flat" w14:cmpd="sng" w14:algn="ctr">
+            <w14:noFill/>
+            <w14:prstDash w14:val="solid"/>
+            <w14:round/>
+          </w14:textOutline>
+        </w:rPr>
+        <w:t>Install Apache Tomcat</w:t>
       </w:r>
     </w:p>
     <w:p>
@@ -4022,18 +4163,44 @@
       <w:pPr>
         <w:pStyle w:val="NoSpacing"/>
         <w:rPr>
-          <w:b/>
-          <w:bCs/>
-          <w:color w:val="C45911" w:themeColor="accent2" w:themeShade="BF"/>
-        </w:rPr>
-      </w:pPr>
-      <w:r>
-        <w:rPr>
-          <w:b/>
-          <w:bCs/>
-          <w:color w:val="C45911" w:themeColor="accent2" w:themeShade="BF"/>
-        </w:rPr>
-        <w:t>7. Access Your Deployed Application</w:t>
+          <w:bCs/>
+          <w:color w:val="000000" w:themeColor="text1"/>
+          <w14:shadow w14:blurRad="38100" w14:dist="19050" w14:dir="2700000" w14:sx="100000" w14:sy="100000" w14:kx="0" w14:ky="0" w14:algn="tl">
+            <w14:schemeClr w14:val="dk1">
+              <w14:alpha w14:val="60000"/>
+            </w14:schemeClr>
+          </w14:shadow>
+          <w14:textOutline w14:w="0" w14:cap="flat" w14:cmpd="sng" w14:algn="ctr">
+            <w14:noFill/>
+            <w14:prstDash w14:val="solid"/>
+            <w14:round/>
+          </w14:textOutline>
+        </w:rPr>
+      </w:pPr>
+      <w:r>
+        <w:rPr>
+          <w:b/>
+          <w:bCs/>
+          <w:color w:val="C45911" w:themeColor="accent2" w:themeShade="BF"/>
+        </w:rPr>
+        <w:t xml:space="preserve">7. </w:t>
+      </w:r>
+      <w:r>
+        <w:rPr>
+          <w:bCs/>
+          <w:color w:val="000000" w:themeColor="text1"/>
+          <w14:shadow w14:blurRad="38100" w14:dist="19050" w14:dir="2700000" w14:sx="100000" w14:sy="100000" w14:kx="0" w14:ky="0" w14:algn="tl">
+            <w14:schemeClr w14:val="dk1">
+              <w14:alpha w14:val="60000"/>
+            </w14:schemeClr>
+          </w14:shadow>
+          <w14:textOutline w14:w="0" w14:cap="flat" w14:cmpd="sng" w14:algn="ctr">
+            <w14:noFill/>
+            <w14:prstDash w14:val="solid"/>
+            <w14:round/>
+          </w14:textOutline>
+        </w:rPr>
+        <w:t>Access Your Deployed Application</w:t>
       </w:r>
     </w:p>
     <w:p>
@@ -4961,9 +5128,18 @@
       </w:r>
       <w:r>
         <w:rPr>
-          <w:b/>
-          <w:bCs/>
-          <w:color w:val="C45911" w:themeColor="accent2" w:themeShade="BF"/>
+          <w:bCs/>
+          <w:color w:val="000000" w:themeColor="text1"/>
+          <w14:shadow w14:blurRad="38100" w14:dist="19050" w14:dir="2700000" w14:sx="100000" w14:sy="100000" w14:kx="0" w14:ky="0" w14:algn="tl">
+            <w14:schemeClr w14:val="dk1">
+              <w14:alpha w14:val="60000"/>
+            </w14:schemeClr>
+          </w14:shadow>
+          <w14:textOutline w14:w="0" w14:cap="flat" w14:cmpd="sng" w14:algn="ctr">
+            <w14:noFill/>
+            <w14:prstDash w14:val="solid"/>
+            <w14:round/>
+          </w14:textOutline>
         </w:rPr>
         <w:t>Tomcat will start automatically on instance reboot</w:t>
       </w:r>
@@ -5115,13 +5291,7 @@
         <w:t>separate tomcat</w:t>
       </w:r>
       <w:r>
-        <w:t xml:space="preserve"> configured so, can you enlist the application deployment </w:t>
-      </w:r>
-      <w:r>
-        <w:t>and, finally</w:t>
-      </w:r>
-      <w:r>
-        <w:t>, execution steps?</w:t>
+        <w:t xml:space="preserve"> configured so, can you enlist the application deployment and, finally, execution steps?</w:t>
       </w:r>
     </w:p>
     <w:p>
@@ -5195,14 +5365,34 @@
     <w:p>
       <w:pPr>
         <w:rPr>
-          <w:color w:val="C45911" w:themeColor="accent2" w:themeShade="BF"/>
-        </w:rPr>
-      </w:pPr>
-      <w:r>
-        <w:rPr>
-          <w:b/>
-          <w:bCs/>
-          <w:color w:val="C45911" w:themeColor="accent2" w:themeShade="BF"/>
+          <w:bCs/>
+          <w:color w:val="000000" w:themeColor="text1"/>
+          <w14:shadow w14:blurRad="38100" w14:dist="19050" w14:dir="2700000" w14:sx="100000" w14:sy="100000" w14:kx="0" w14:ky="0" w14:algn="tl">
+            <w14:schemeClr w14:val="dk1">
+              <w14:alpha w14:val="60000"/>
+            </w14:schemeClr>
+          </w14:shadow>
+          <w14:textOutline w14:w="0" w14:cap="flat" w14:cmpd="sng" w14:algn="ctr">
+            <w14:noFill/>
+            <w14:prstDash w14:val="solid"/>
+            <w14:round/>
+          </w14:textOutline>
+        </w:rPr>
+      </w:pPr>
+      <w:r>
+        <w:rPr>
+          <w:bCs/>
+          <w:color w:val="000000" w:themeColor="text1"/>
+          <w14:shadow w14:blurRad="38100" w14:dist="19050" w14:dir="2700000" w14:sx="100000" w14:sy="100000" w14:kx="0" w14:ky="0" w14:algn="tl">
+            <w14:schemeClr w14:val="dk1">
+              <w14:alpha w14:val="60000"/>
+            </w14:schemeClr>
+          </w14:shadow>
+          <w14:textOutline w14:w="0" w14:cap="flat" w14:cmpd="sng" w14:algn="ctr">
+            <w14:noFill/>
+            <w14:prstDash w14:val="solid"/>
+            <w14:round/>
+          </w14:textOutline>
         </w:rPr>
         <w:t>Prerequisites:</w:t>
       </w:r>
@@ -5346,11 +5536,28 @@
       </w:pPr>
       <w:r>
         <w:rPr>
-          <w:b/>
-          <w:bCs/>
-          <w:color w:val="C45911" w:themeColor="accent2" w:themeShade="BF"/>
-        </w:rPr>
-        <w:t>1. Launch an EC2 Instance (Free Tier Eligible)</w:t>
+          <w:bCs/>
+          <w:color w:val="000000" w:themeColor="text1"/>
+          <w14:shadow w14:blurRad="38100" w14:dist="19050" w14:dir="2700000" w14:sx="100000" w14:sy="100000" w14:kx="0" w14:ky="0" w14:algn="tl">
+            <w14:schemeClr w14:val="dk1">
+              <w14:alpha w14:val="60000"/>
+            </w14:schemeClr>
+          </w14:shadow>
+          <w14:textOutline w14:w="0" w14:cap="flat" w14:cmpd="sng" w14:algn="ctr">
+            <w14:noFill/>
+            <w14:prstDash w14:val="solid"/>
+            <w14:round/>
+          </w14:textOutline>
+        </w:rPr>
+        <w:t>1. Launch an EC2 Instance</w:t>
+      </w:r>
+      <w:r>
+        <w:rPr>
+          <w:b/>
+          <w:bCs/>
+          <w:color w:val="C45911" w:themeColor="accent2" w:themeShade="BF"/>
+        </w:rPr>
+        <w:t xml:space="preserve"> (Free Tier Eligible)</w:t>
       </w:r>
     </w:p>
     <w:p>
@@ -5972,16 +6179,34 @@
     <w:p>
       <w:pPr>
         <w:rPr>
-          <w:b/>
-          <w:bCs/>
-          <w:color w:val="C45911" w:themeColor="accent2" w:themeShade="BF"/>
-        </w:rPr>
-      </w:pPr>
-      <w:r>
-        <w:rPr>
-          <w:b/>
-          <w:bCs/>
-          <w:color w:val="C45911" w:themeColor="accent2" w:themeShade="BF"/>
+          <w:bCs/>
+          <w:color w:val="000000" w:themeColor="text1"/>
+          <w14:shadow w14:blurRad="38100" w14:dist="19050" w14:dir="2700000" w14:sx="100000" w14:sy="100000" w14:kx="0" w14:ky="0" w14:algn="tl">
+            <w14:schemeClr w14:val="dk1">
+              <w14:alpha w14:val="60000"/>
+            </w14:schemeClr>
+          </w14:shadow>
+          <w14:textOutline w14:w="0" w14:cap="flat" w14:cmpd="sng" w14:algn="ctr">
+            <w14:noFill/>
+            <w14:prstDash w14:val="solid"/>
+            <w14:round/>
+          </w14:textOutline>
+        </w:rPr>
+      </w:pPr>
+      <w:r>
+        <w:rPr>
+          <w:bCs/>
+          <w:color w:val="000000" w:themeColor="text1"/>
+          <w14:shadow w14:blurRad="38100" w14:dist="19050" w14:dir="2700000" w14:sx="100000" w14:sy="100000" w14:kx="0" w14:ky="0" w14:algn="tl">
+            <w14:schemeClr w14:val="dk1">
+              <w14:alpha w14:val="60000"/>
+            </w14:schemeClr>
+          </w14:shadow>
+          <w14:textOutline w14:w="0" w14:cap="flat" w14:cmpd="sng" w14:algn="ctr">
+            <w14:noFill/>
+            <w14:prstDash w14:val="solid"/>
+            <w14:round/>
+          </w14:textOutline>
         </w:rPr>
         <w:t>2. Connect to Your EC2 Instance</w:t>
       </w:r>
@@ -6197,16 +6422,34 @@
     <w:p>
       <w:pPr>
         <w:rPr>
-          <w:b/>
-          <w:bCs/>
-          <w:color w:val="C45911" w:themeColor="accent2" w:themeShade="BF"/>
-        </w:rPr>
-      </w:pPr>
-      <w:r>
-        <w:rPr>
-          <w:b/>
-          <w:bCs/>
-          <w:color w:val="C45911" w:themeColor="accent2" w:themeShade="BF"/>
+          <w:bCs/>
+          <w:color w:val="000000" w:themeColor="text1"/>
+          <w14:shadow w14:blurRad="38100" w14:dist="19050" w14:dir="2700000" w14:sx="100000" w14:sy="100000" w14:kx="0" w14:ky="0" w14:algn="tl">
+            <w14:schemeClr w14:val="dk1">
+              <w14:alpha w14:val="60000"/>
+            </w14:schemeClr>
+          </w14:shadow>
+          <w14:textOutline w14:w="0" w14:cap="flat" w14:cmpd="sng" w14:algn="ctr">
+            <w14:noFill/>
+            <w14:prstDash w14:val="solid"/>
+            <w14:round/>
+          </w14:textOutline>
+        </w:rPr>
+      </w:pPr>
+      <w:r>
+        <w:rPr>
+          <w:bCs/>
+          <w:color w:val="000000" w:themeColor="text1"/>
+          <w14:shadow w14:blurRad="38100" w14:dist="19050" w14:dir="2700000" w14:sx="100000" w14:sy="100000" w14:kx="0" w14:ky="0" w14:algn="tl">
+            <w14:schemeClr w14:val="dk1">
+              <w14:alpha w14:val="60000"/>
+            </w14:schemeClr>
+          </w14:shadow>
+          <w14:textOutline w14:w="0" w14:cap="flat" w14:cmpd="sng" w14:algn="ctr">
+            <w14:noFill/>
+            <w14:prstDash w14:val="solid"/>
+            <w14:round/>
+          </w14:textOutline>
         </w:rPr>
         <w:t>3. Install JDK 21</w:t>
       </w:r>
@@ -6464,16 +6707,34 @@
     <w:p>
       <w:pPr>
         <w:rPr>
-          <w:b/>
-          <w:bCs/>
-          <w:color w:val="C45911" w:themeColor="accent2" w:themeShade="BF"/>
-        </w:rPr>
-      </w:pPr>
-      <w:r>
-        <w:rPr>
-          <w:b/>
-          <w:bCs/>
-          <w:color w:val="C45911" w:themeColor="accent2" w:themeShade="BF"/>
+          <w:bCs/>
+          <w:color w:val="000000" w:themeColor="text1"/>
+          <w14:shadow w14:blurRad="38100" w14:dist="19050" w14:dir="2700000" w14:sx="100000" w14:sy="100000" w14:kx="0" w14:ky="0" w14:algn="tl">
+            <w14:schemeClr w14:val="dk1">
+              <w14:alpha w14:val="60000"/>
+            </w14:schemeClr>
+          </w14:shadow>
+          <w14:textOutline w14:w="0" w14:cap="flat" w14:cmpd="sng" w14:algn="ctr">
+            <w14:noFill/>
+            <w14:prstDash w14:val="solid"/>
+            <w14:round/>
+          </w14:textOutline>
+        </w:rPr>
+      </w:pPr>
+      <w:r>
+        <w:rPr>
+          <w:bCs/>
+          <w:color w:val="000000" w:themeColor="text1"/>
+          <w14:shadow w14:blurRad="38100" w14:dist="19050" w14:dir="2700000" w14:sx="100000" w14:sy="100000" w14:kx="0" w14:ky="0" w14:algn="tl">
+            <w14:schemeClr w14:val="dk1">
+              <w14:alpha w14:val="60000"/>
+            </w14:schemeClr>
+          </w14:shadow>
+          <w14:textOutline w14:w="0" w14:cap="flat" w14:cmpd="sng" w14:algn="ctr">
+            <w14:noFill/>
+            <w14:prstDash w14:val="solid"/>
+            <w14:round/>
+          </w14:textOutline>
         </w:rPr>
         <w:t>4. Build &amp; Transfer Your Spring Boot JAR File</w:t>
       </w:r>
@@ -6681,16 +6942,34 @@
     <w:p>
       <w:pPr>
         <w:rPr>
-          <w:b/>
-          <w:bCs/>
-          <w:color w:val="C45911" w:themeColor="accent2" w:themeShade="BF"/>
-        </w:rPr>
-      </w:pPr>
-      <w:r>
-        <w:rPr>
-          <w:b/>
-          <w:bCs/>
-          <w:color w:val="C45911" w:themeColor="accent2" w:themeShade="BF"/>
+          <w:bCs/>
+          <w:color w:val="000000" w:themeColor="text1"/>
+          <w14:shadow w14:blurRad="38100" w14:dist="19050" w14:dir="2700000" w14:sx="100000" w14:sy="100000" w14:kx="0" w14:ky="0" w14:algn="tl">
+            <w14:schemeClr w14:val="dk1">
+              <w14:alpha w14:val="60000"/>
+            </w14:schemeClr>
+          </w14:shadow>
+          <w14:textOutline w14:w="0" w14:cap="flat" w14:cmpd="sng" w14:algn="ctr">
+            <w14:noFill/>
+            <w14:prstDash w14:val="solid"/>
+            <w14:round/>
+          </w14:textOutline>
+        </w:rPr>
+      </w:pPr>
+      <w:r>
+        <w:rPr>
+          <w:bCs/>
+          <w:color w:val="000000" w:themeColor="text1"/>
+          <w14:shadow w14:blurRad="38100" w14:dist="19050" w14:dir="2700000" w14:sx="100000" w14:sy="100000" w14:kx="0" w14:ky="0" w14:algn="tl">
+            <w14:schemeClr w14:val="dk1">
+              <w14:alpha w14:val="60000"/>
+            </w14:schemeClr>
+          </w14:shadow>
+          <w14:textOutline w14:w="0" w14:cap="flat" w14:cmpd="sng" w14:algn="ctr">
+            <w14:noFill/>
+            <w14:prstDash w14:val="solid"/>
+            <w14:round/>
+          </w14:textOutline>
         </w:rPr>
         <w:t>5. Deploy &amp; Execute Your Spring Boot Application</w:t>
       </w:r>
@@ -6929,29 +7208,64 @@
       </w:pPr>
       <w:r>
         <w:rPr>
-          <w:b/>
-          <w:bCs/>
-          <w:color w:val="C45911" w:themeColor="accent2" w:themeShade="BF"/>
+          <w:bCs/>
+          <w:color w:val="000000" w:themeColor="text1"/>
+          <w14:shadow w14:blurRad="38100" w14:dist="19050" w14:dir="2700000" w14:sx="100000" w14:sy="100000" w14:kx="0" w14:ky="0" w14:algn="tl">
+            <w14:schemeClr w14:val="dk1">
+              <w14:alpha w14:val="60000"/>
+            </w14:schemeClr>
+          </w14:shadow>
+          <w14:textOutline w14:w="0" w14:cap="flat" w14:cmpd="sng" w14:algn="ctr">
+            <w14:noFill/>
+            <w14:prstDash w14:val="solid"/>
+            <w14:round/>
+          </w14:textOutline>
         </w:rPr>
         <w:t xml:space="preserve">6. Configure as a </w:t>
       </w:r>
       <w:proofErr w:type="spellStart"/>
       <w:r>
         <w:rPr>
-          <w:b/>
-          <w:bCs/>
-          <w:color w:val="C45911" w:themeColor="accent2" w:themeShade="BF"/>
+          <w:bCs/>
+          <w:color w:val="000000" w:themeColor="text1"/>
+          <w14:shadow w14:blurRad="38100" w14:dist="19050" w14:dir="2700000" w14:sx="100000" w14:sy="100000" w14:kx="0" w14:ky="0" w14:algn="tl">
+            <w14:schemeClr w14:val="dk1">
+              <w14:alpha w14:val="60000"/>
+            </w14:schemeClr>
+          </w14:shadow>
+          <w14:textOutline w14:w="0" w14:cap="flat" w14:cmpd="sng" w14:algn="ctr">
+            <w14:noFill/>
+            <w14:prstDash w14:val="solid"/>
+            <w14:round/>
+          </w14:textOutline>
         </w:rPr>
         <w:t>Systemd</w:t>
       </w:r>
       <w:proofErr w:type="spellEnd"/>
       <w:r>
         <w:rPr>
-          <w:b/>
-          <w:bCs/>
-          <w:color w:val="C45911" w:themeColor="accent2" w:themeShade="BF"/>
-        </w:rPr>
-        <w:t xml:space="preserve"> Service (RECOMMENDED for Production/Reliability)</w:t>
+          <w:bCs/>
+          <w:color w:val="000000" w:themeColor="text1"/>
+          <w14:shadow w14:blurRad="38100" w14:dist="19050" w14:dir="2700000" w14:sx="100000" w14:sy="100000" w14:kx="0" w14:ky="0" w14:algn="tl">
+            <w14:schemeClr w14:val="dk1">
+              <w14:alpha w14:val="60000"/>
+            </w14:schemeClr>
+          </w14:shadow>
+          <w14:textOutline w14:w="0" w14:cap="flat" w14:cmpd="sng" w14:algn="ctr">
+            <w14:noFill/>
+            <w14:prstDash w14:val="solid"/>
+            <w14:round/>
+          </w14:textOutline>
+        </w:rPr>
+        <w:t xml:space="preserve"> Service</w:t>
+      </w:r>
+      <w:r>
+        <w:rPr>
+          <w:b/>
+          <w:bCs/>
+          <w:color w:val="C45911" w:themeColor="accent2" w:themeShade="BF"/>
+        </w:rPr>
+        <w:t xml:space="preserve"> (RECOMMENDED for Production/Reliability)</w:t>
       </w:r>
     </w:p>
     <w:p>
@@ -8026,6 +8340,7 @@
       </w:pPr>
       <w:r>
         <w:rPr>
+          <w:noProof/>
           <w:color w:val="C45911" w:themeColor="accent2" w:themeShade="BF"/>
         </w:rPr>
         <w:drawing>
@@ -8073,6 +8388,7 @@
       </w:pPr>
       <w:r>
         <w:rPr>
+          <w:noProof/>
           <w:color w:val="C45911" w:themeColor="accent2" w:themeShade="BF"/>
         </w:rPr>
         <w:drawing>
@@ -8120,6 +8436,7 @@
       </w:pPr>
       <w:r>
         <w:rPr>
+          <w:noProof/>
           <w:color w:val="C45911" w:themeColor="accent2" w:themeShade="BF"/>
         </w:rPr>
         <w:drawing>
@@ -8167,6 +8484,7 @@
       </w:pPr>
       <w:r>
         <w:rPr>
+          <w:noProof/>
           <w:color w:val="C45911" w:themeColor="accent2" w:themeShade="BF"/>
         </w:rPr>
         <w:drawing>
@@ -8700,7 +9018,7 @@
           <w:color w:val="ED7D31" w:themeColor="accent2"/>
         </w:rPr>
         <w:pict w14:anchorId="12D50074">
-          <v:rect id="_x0000_i1031" style="width:0;height:1.5pt" o:hralign="center" o:hrstd="t" o:hr="t" fillcolor="#a0a0a0" stroked="f"/>
+          <v:rect id="_x0000_i1025" style="width:0;height:1.5pt" o:hralign="center" o:hrstd="t" o:hr="t" fillcolor="#a0a0a0" stroked="f"/>
         </w:pict>
       </w:r>
     </w:p>
@@ -8714,11 +9032,28 @@
       </w:pPr>
       <w:r>
         <w:rPr>
+          <w:bCs/>
+          <w:color w:val="000000" w:themeColor="text1"/>
+          <w14:shadow w14:blurRad="38100" w14:dist="19050" w14:dir="2700000" w14:sx="100000" w14:sy="100000" w14:kx="0" w14:ky="0" w14:algn="tl">
+            <w14:schemeClr w14:val="dk1">
+              <w14:alpha w14:val="60000"/>
+            </w14:schemeClr>
+          </w14:shadow>
+          <w14:textOutline w14:w="0" w14:cap="flat" w14:cmpd="sng" w14:algn="ctr">
+            <w14:noFill/>
+            <w14:prstDash w14:val="solid"/>
+            <w14:round/>
+          </w14:textOutline>
+        </w:rPr>
+        <w:t>Must-Have Permissions</w:t>
+      </w:r>
+      <w:r>
+        <w:rPr>
           <w:b/>
           <w:bCs/>
           <w:color w:val="ED7D31" w:themeColor="accent2"/>
         </w:rPr>
-        <w:t>Must-Have Permissions (Essential for Development Tasks)</w:t>
+        <w:t xml:space="preserve"> (Essential for Development Tasks)</w:t>
       </w:r>
     </w:p>
     <w:p>
@@ -11642,7 +11977,7 @@
           <w:color w:val="C45911" w:themeColor="accent2" w:themeShade="BF"/>
         </w:rPr>
         <w:pict w14:anchorId="7B980792">
-          <v:rect id="_x0000_i1046" style="width:0;height:1.5pt" o:hralign="center" o:hrstd="t" o:hr="t" fillcolor="#a0a0a0" stroked="f"/>
+          <v:rect id="_x0000_i1026" style="width:0;height:1.5pt" o:hralign="center" o:hrstd="t" o:hr="t" fillcolor="#a0a0a0" stroked="f"/>
         </w:pict>
       </w:r>
     </w:p>
@@ -14097,7 +14432,7 @@
           <w:color w:val="C45911" w:themeColor="accent2" w:themeShade="BF"/>
         </w:rPr>
         <w:pict w14:anchorId="126761AE">
-          <v:rect id="_x0000_i1047" style="width:0;height:1.5pt" o:hralign="center" o:hrstd="t" o:hr="t" fillcolor="#a0a0a0" stroked="f"/>
+          <v:rect id="_x0000_i1027" style="width:0;height:1.5pt" o:hralign="center" o:hrstd="t" o:hr="t" fillcolor="#a0a0a0" stroked="f"/>
         </w:pict>
       </w:r>
     </w:p>
@@ -14842,16 +15177,34 @@
     <w:p>
       <w:pPr>
         <w:rPr>
-          <w:b/>
-          <w:bCs/>
-          <w:color w:val="C45911" w:themeColor="accent2" w:themeShade="BF"/>
-        </w:rPr>
-      </w:pPr>
-      <w:r>
-        <w:rPr>
-          <w:b/>
-          <w:bCs/>
-          <w:color w:val="C45911" w:themeColor="accent2" w:themeShade="BF"/>
+          <w:bCs/>
+          <w:color w:val="000000" w:themeColor="text1"/>
+          <w14:shadow w14:blurRad="38100" w14:dist="19050" w14:dir="2700000" w14:sx="100000" w14:sy="100000" w14:kx="0" w14:ky="0" w14:algn="tl">
+            <w14:schemeClr w14:val="dk1">
+              <w14:alpha w14:val="60000"/>
+            </w14:schemeClr>
+          </w14:shadow>
+          <w14:textOutline w14:w="0" w14:cap="flat" w14:cmpd="sng" w14:algn="ctr">
+            <w14:noFill/>
+            <w14:prstDash w14:val="solid"/>
+            <w14:round/>
+          </w14:textOutline>
+        </w:rPr>
+      </w:pPr>
+      <w:r>
+        <w:rPr>
+          <w:bCs/>
+          <w:color w:val="000000" w:themeColor="text1"/>
+          <w14:shadow w14:blurRad="38100" w14:dist="19050" w14:dir="2700000" w14:sx="100000" w14:sy="100000" w14:kx="0" w14:ky="0" w14:algn="tl">
+            <w14:schemeClr w14:val="dk1">
+              <w14:alpha w14:val="60000"/>
+            </w14:schemeClr>
+          </w14:shadow>
+          <w14:textOutline w14:w="0" w14:cap="flat" w14:cmpd="sng" w14:algn="ctr">
+            <w14:noFill/>
+            <w14:prstDash w14:val="solid"/>
+            <w14:round/>
+          </w14:textOutline>
         </w:rPr>
         <w:t>Important Security Best Practices:</w:t>
       </w:r>
@@ -14967,21 +15320,7 @@
         <w:rPr>
           <w:color w:val="C45911" w:themeColor="accent2" w:themeShade="BF"/>
         </w:rPr>
-        <w:t xml:space="preserve"> Encourage developers to tag their resources (e.g., Project: </w:t>
-      </w:r>
-      <w:proofErr w:type="spellStart"/>
-      <w:r>
-        <w:rPr>
-          <w:color w:val="C45911" w:themeColor="accent2" w:themeShade="BF"/>
-        </w:rPr>
-        <w:t>MyWebApp</w:t>
-      </w:r>
-      <w:proofErr w:type="spellEnd"/>
-      <w:r>
-        <w:rPr>
-          <w:color w:val="C45911" w:themeColor="accent2" w:themeShade="BF"/>
-        </w:rPr>
-        <w:t xml:space="preserve">, Owner: </w:t>
+        <w:t xml:space="preserve"> Encourage developers to tag their resources (e.g., Project: MyWebApp, Owner: </w:t>
       </w:r>
       <w:proofErr w:type="spellStart"/>
       <w:r>
@@ -16953,6 +17292,7 @@
       </w:pPr>
       <w:r>
         <w:rPr>
+          <w:noProof/>
           <w:color w:val="C45911" w:themeColor="accent2" w:themeShade="BF"/>
         </w:rPr>
         <w:drawing>
@@ -17000,6 +17340,7 @@
       </w:pPr>
       <w:r>
         <w:rPr>
+          <w:noProof/>
           <w:color w:val="C45911" w:themeColor="accent2" w:themeShade="BF"/>
         </w:rPr>
         <w:drawing>
@@ -17047,6 +17388,7 @@
       </w:pPr>
       <w:r>
         <w:rPr>
+          <w:noProof/>
           <w:color w:val="C45911" w:themeColor="accent2" w:themeShade="BF"/>
         </w:rPr>
         <w:drawing>
@@ -17094,6 +17436,7 @@
       </w:pPr>
       <w:r>
         <w:rPr>
+          <w:noProof/>
           <w:color w:val="C45911" w:themeColor="accent2" w:themeShade="BF"/>
         </w:rPr>
         <w:drawing>
@@ -17141,6 +17484,7 @@
       </w:pPr>
       <w:r>
         <w:rPr>
+          <w:noProof/>
           <w:color w:val="C45911" w:themeColor="accent2" w:themeShade="BF"/>
         </w:rPr>
         <w:drawing>
@@ -17212,6 +17556,7 @@
       </w:pPr>
       <w:r>
         <w:rPr>
+          <w:noProof/>
           <w:color w:val="C45911" w:themeColor="accent2" w:themeShade="BF"/>
         </w:rPr>
         <w:drawing>
@@ -17291,6 +17636,7 @@
       </w:pPr>
       <w:r>
         <w:rPr>
+          <w:noProof/>
           <w:color w:val="C45911" w:themeColor="accent2" w:themeShade="BF"/>
         </w:rPr>
         <w:drawing>
@@ -17337,6 +17683,7 @@
       </w:r>
       <w:r>
         <w:rPr>
+          <w:noProof/>
           <w:color w:val="C45911" w:themeColor="accent2" w:themeShade="BF"/>
         </w:rPr>
         <w:drawing>
@@ -17384,6 +17731,7 @@
       </w:pPr>
       <w:r>
         <w:rPr>
+          <w:noProof/>
           <w:color w:val="C45911" w:themeColor="accent2" w:themeShade="BF"/>
         </w:rPr>
         <w:drawing>
@@ -17431,6 +17779,7 @@
       </w:pPr>
       <w:r>
         <w:rPr>
+          <w:noProof/>
           <w:color w:val="C45911" w:themeColor="accent2" w:themeShade="BF"/>
         </w:rPr>
         <w:drawing>
@@ -17478,6 +17827,7 @@
       </w:pPr>
       <w:r>
         <w:rPr>
+          <w:noProof/>
           <w:color w:val="C45911" w:themeColor="accent2" w:themeShade="BF"/>
         </w:rPr>
         <w:drawing>
@@ -17525,6 +17875,7 @@
       </w:pPr>
       <w:r>
         <w:rPr>
+          <w:noProof/>
           <w:color w:val="C45911" w:themeColor="accent2" w:themeShade="BF"/>
         </w:rPr>
         <w:drawing>
@@ -17599,6 +17950,7 @@
       </w:r>
       <w:r>
         <w:rPr>
+          <w:noProof/>
           <w:color w:val="C45911" w:themeColor="accent2" w:themeShade="BF"/>
         </w:rPr>
         <w:drawing>
@@ -17647,6 +17999,7 @@
       </w:pPr>
       <w:r>
         <w:rPr>
+          <w:noProof/>
           <w:color w:val="C45911" w:themeColor="accent2" w:themeShade="BF"/>
         </w:rPr>
         <w:drawing>
@@ -18103,6 +18456,7 @@
       </w:pPr>
       <w:r>
         <w:rPr>
+          <w:noProof/>
           <w:color w:val="C45911" w:themeColor="accent2" w:themeShade="BF"/>
         </w:rPr>
         <w:drawing>
@@ -18198,10 +18552,7 @@
       </w:r>
       <w:proofErr w:type="gramStart"/>
       <w:r>
-        <w:t xml:space="preserve">creation  </w:t>
-      </w:r>
-      <w:r>
-        <w:t>cybdevinstance</w:t>
+        <w:t>creation  cybdevinstance</w:t>
       </w:r>
       <w:proofErr w:type="gramEnd"/>
       <w:r>
@@ -18210,6 +18561,9 @@
     </w:p>
     <w:p>
       <w:r>
+        <w:rPr>
+          <w:noProof/>
+        </w:rPr>
         <w:drawing>
           <wp:inline distT="0" distB="0" distL="0" distR="0" wp14:anchorId="48A2FB85" wp14:editId="54ED20E2">
             <wp:extent cx="4842000" cy="2811600"/>
@@ -18249,6 +18603,9 @@
     </w:p>
     <w:p>
       <w:r>
+        <w:rPr>
+          <w:noProof/>
+        </w:rPr>
         <w:drawing>
           <wp:inline distT="0" distB="0" distL="0" distR="0" wp14:anchorId="1DA9D4FD" wp14:editId="38DC0A41">
             <wp:extent cx="5209200" cy="2876400"/>
@@ -18288,6 +18645,9 @@
     </w:p>
     <w:p>
       <w:r>
+        <w:rPr>
+          <w:noProof/>
+        </w:rPr>
         <w:drawing>
           <wp:inline distT="0" distB="0" distL="0" distR="0" wp14:anchorId="43CAFE43" wp14:editId="2292BCFC">
             <wp:extent cx="3715200" cy="2865600"/>
@@ -18327,6 +18687,9 @@
     </w:p>
     <w:p>
       <w:r>
+        <w:rPr>
+          <w:noProof/>
+        </w:rPr>
         <w:drawing>
           <wp:inline distT="0" distB="0" distL="0" distR="0" wp14:anchorId="6EC250CB" wp14:editId="61600974">
             <wp:extent cx="4032000" cy="3240000"/>
@@ -18366,6 +18729,9 @@
     </w:p>
     <w:p>
       <w:r>
+        <w:rPr>
+          <w:noProof/>
+        </w:rPr>
         <w:drawing>
           <wp:inline distT="0" distB="0" distL="0" distR="0" wp14:anchorId="15E3B28F" wp14:editId="20ED284B">
             <wp:extent cx="5486400" cy="3240000"/>
@@ -18427,6 +18793,9 @@
     </w:p>
     <w:p>
       <w:r>
+        <w:rPr>
+          <w:noProof/>
+        </w:rPr>
         <w:drawing>
           <wp:inline distT="0" distB="0" distL="0" distR="0" wp14:anchorId="4B65B268" wp14:editId="0EBCB0A7">
             <wp:extent cx="5727600" cy="2880000"/>
@@ -18466,6 +18835,9 @@
     </w:p>
     <w:p>
       <w:r>
+        <w:rPr>
+          <w:noProof/>
+        </w:rPr>
         <w:drawing>
           <wp:inline distT="0" distB="0" distL="0" distR="0" wp14:anchorId="0981FA69" wp14:editId="214E0CF1">
             <wp:extent cx="5155200" cy="2880000"/>
@@ -18506,6 +18878,9 @@
     <w:p/>
     <w:p>
       <w:r>
+        <w:rPr>
+          <w:noProof/>
+        </w:rPr>
         <w:drawing>
           <wp:inline distT="0" distB="0" distL="0" distR="0" wp14:anchorId="612AAC16" wp14:editId="6FFA367E">
             <wp:extent cx="7887600" cy="2880000"/>
@@ -18545,6 +18920,9 @@
     </w:p>
     <w:p>
       <w:r>
+        <w:rPr>
+          <w:noProof/>
+        </w:rPr>
         <w:drawing>
           <wp:inline distT="0" distB="0" distL="0" distR="0" wp14:anchorId="0703B60D" wp14:editId="4FD1F8EF">
             <wp:extent cx="5457600" cy="1800000"/>
@@ -18584,6 +18962,9 @@
     </w:p>
     <w:p>
       <w:r>
+        <w:rPr>
+          <w:noProof/>
+        </w:rPr>
         <w:drawing>
           <wp:inline distT="0" distB="0" distL="0" distR="0" wp14:anchorId="610F6FB4" wp14:editId="13FC70C4">
             <wp:extent cx="6467480" cy="1428750"/>
@@ -18632,6 +19013,9 @@
     </w:p>
     <w:p>
       <w:r>
+        <w:rPr>
+          <w:noProof/>
+        </w:rPr>
         <w:drawing>
           <wp:inline distT="0" distB="0" distL="0" distR="0" wp14:anchorId="3E89A50F" wp14:editId="7743182C">
             <wp:extent cx="4737100" cy="725298"/>
@@ -18669,6 +19053,9 @@
         </w:drawing>
       </w:r>
       <w:r>
+        <w:rPr>
+          <w:noProof/>
+        </w:rPr>
         <w:drawing>
           <wp:inline distT="0" distB="0" distL="0" distR="0" wp14:anchorId="1F23177F" wp14:editId="55A63CDC">
             <wp:extent cx="5822950" cy="612942"/>
@@ -18708,6 +19095,9 @@
     </w:p>
     <w:p>
       <w:r>
+        <w:rPr>
+          <w:noProof/>
+        </w:rPr>
         <w:drawing>
           <wp:inline distT="0" distB="0" distL="0" distR="0" wp14:anchorId="2E0BAB27" wp14:editId="37AE7784">
             <wp:extent cx="4521200" cy="742151"/>
@@ -18755,6 +19145,9 @@
         <w:ind w:left="720"/>
       </w:pPr>
       <w:r>
+        <w:rPr>
+          <w:noProof/>
+        </w:rPr>
         <w:drawing>
           <wp:inline distT="0" distB="0" distL="0" distR="0" wp14:anchorId="2935875B" wp14:editId="779E1A1E">
             <wp:extent cx="5915851" cy="1486107"/>
@@ -18802,6 +19195,9 @@
         <w:ind w:left="720"/>
       </w:pPr>
       <w:r>
+        <w:rPr>
+          <w:noProof/>
+        </w:rPr>
         <w:drawing>
           <wp:inline distT="0" distB="0" distL="0" distR="0" wp14:anchorId="421FF0BB" wp14:editId="454E7902">
             <wp:extent cx="7728714" cy="1987550"/>
@@ -18875,7 +19271,37 @@
     </w:p>
     <w:p/>
     <w:p>
-      <w:r>
+      <w:pPr>
+        <w:rPr>
+          <w:bCs/>
+          <w:color w:val="000000" w:themeColor="text1"/>
+          <w14:shadow w14:blurRad="38100" w14:dist="19050" w14:dir="2700000" w14:sx="100000" w14:sy="100000" w14:kx="0" w14:ky="0" w14:algn="tl">
+            <w14:schemeClr w14:val="dk1">
+              <w14:alpha w14:val="60000"/>
+            </w14:schemeClr>
+          </w14:shadow>
+          <w14:textOutline w14:w="0" w14:cap="flat" w14:cmpd="sng" w14:algn="ctr">
+            <w14:noFill/>
+            <w14:prstDash w14:val="solid"/>
+            <w14:round/>
+          </w14:textOutline>
+        </w:rPr>
+      </w:pPr>
+      <w:r>
+        <w:rPr>
+          <w:bCs/>
+          <w:color w:val="000000" w:themeColor="text1"/>
+          <w14:shadow w14:blurRad="38100" w14:dist="19050" w14:dir="2700000" w14:sx="100000" w14:sy="100000" w14:kx="0" w14:ky="0" w14:algn="tl">
+            <w14:schemeClr w14:val="dk1">
+              <w14:alpha w14:val="60000"/>
+            </w14:schemeClr>
+          </w14:shadow>
+          <w14:textOutline w14:w="0" w14:cap="flat" w14:cmpd="sng" w14:algn="ctr">
+            <w14:noFill/>
+            <w14:prstDash w14:val="solid"/>
+            <w14:round/>
+          </w14:textOutline>
+        </w:rPr>
         <w:t xml:space="preserve">How can I test whether my instance is accessible publicly? </w:t>
       </w:r>
     </w:p>
@@ -18929,7 +19355,7 @@
           <w:color w:val="C45911" w:themeColor="accent2" w:themeShade="BF"/>
         </w:rPr>
         <w:pict w14:anchorId="7585DD47">
-          <v:rect id="_x0000_i1063" style="width:0;height:1.5pt" o:hralign="center" o:hrstd="t" o:hr="t" fillcolor="#a0a0a0" stroked="f"/>
+          <v:rect id="_x0000_i1028" style="width:0;height:1.5pt" o:hralign="center" o:hrstd="t" o:hr="t" fillcolor="#a0a0a0" stroked="f"/>
         </w:pict>
       </w:r>
     </w:p>
@@ -18947,7 +19373,32 @@
           <w:bCs/>
           <w:color w:val="C45911" w:themeColor="accent2" w:themeShade="BF"/>
         </w:rPr>
-        <w:t>Crucial Step 0: Verify Security Group (Firewall) Rules</w:t>
+        <w:t xml:space="preserve">Crucial Step 0: </w:t>
+      </w:r>
+      <w:r>
+        <w:rPr>
+          <w:bCs/>
+          <w:color w:val="000000" w:themeColor="text1"/>
+          <w14:shadow w14:blurRad="38100" w14:dist="19050" w14:dir="2700000" w14:sx="100000" w14:sy="100000" w14:kx="0" w14:ky="0" w14:algn="tl">
+            <w14:schemeClr w14:val="dk1">
+              <w14:alpha w14:val="60000"/>
+            </w14:schemeClr>
+          </w14:shadow>
+          <w14:textOutline w14:w="0" w14:cap="flat" w14:cmpd="sng" w14:algn="ctr">
+            <w14:noFill/>
+            <w14:prstDash w14:val="solid"/>
+            <w14:round/>
+          </w14:textOutline>
+        </w:rPr>
+        <w:t>Verify Security Group</w:t>
+      </w:r>
+      <w:r>
+        <w:rPr>
+          <w:b/>
+          <w:bCs/>
+          <w:color w:val="C45911" w:themeColor="accent2" w:themeShade="BF"/>
+        </w:rPr>
+        <w:t xml:space="preserve"> (Firewall) Rules</w:t>
       </w:r>
     </w:p>
     <w:p>
@@ -19284,6 +19735,9 @@
         <w:ind w:left="720"/>
       </w:pPr>
       <w:r>
+        <w:rPr>
+          <w:noProof/>
+        </w:rPr>
         <w:drawing>
           <wp:inline distT="0" distB="0" distL="0" distR="0" wp14:anchorId="2B303579" wp14:editId="13C23847">
             <wp:extent cx="4997450" cy="726374"/>
@@ -19498,6 +19952,9 @@
         <w:t xml:space="preserve">               </w:t>
       </w:r>
       <w:r>
+        <w:rPr>
+          <w:noProof/>
+        </w:rPr>
         <w:drawing>
           <wp:inline distT="0" distB="0" distL="0" distR="0" wp14:anchorId="6EDCC7B2" wp14:editId="2867F592">
             <wp:extent cx="8185152" cy="1795192"/>
@@ -19569,6 +20026,9 @@
         <w:t xml:space="preserve">             </w:t>
       </w:r>
       <w:r>
+        <w:rPr>
+          <w:noProof/>
+        </w:rPr>
         <w:drawing>
           <wp:inline distT="0" distB="0" distL="0" distR="0" wp14:anchorId="0161794D" wp14:editId="783DF3FC">
             <wp:extent cx="7861300" cy="826909"/>
@@ -19642,13 +20102,7 @@
         <w:t>C:/Temp/Aws_cyb_proj</w:t>
       </w:r>
       <w:r>
-        <w:t xml:space="preserve">, </w:t>
-      </w:r>
-      <w:r>
-        <w:t xml:space="preserve">so, </w:t>
-      </w:r>
-      <w:r>
-        <w:t xml:space="preserve">executing, on the </w:t>
+        <w:t xml:space="preserve">, so, executing, on the </w:t>
       </w:r>
       <w:r>
         <w:rPr>
@@ -19675,13 +20129,7 @@
       </w:r>
       <w:proofErr w:type="gramEnd"/>
       <w:r>
-        <w:t xml:space="preserve"> following</w:t>
-      </w:r>
-      <w:r>
-        <w:t xml:space="preserve"> command</w:t>
-      </w:r>
-      <w:r>
-        <w:t>,</w:t>
+        <w:t xml:space="preserve"> following command,</w:t>
       </w:r>
     </w:p>
     <w:p>
@@ -19721,6 +20169,9 @@
         <w:t xml:space="preserve">               </w:t>
       </w:r>
       <w:r>
+        <w:rPr>
+          <w:noProof/>
+        </w:rPr>
         <w:drawing>
           <wp:inline distT="0" distB="0" distL="0" distR="0" wp14:anchorId="71C3AC69" wp14:editId="7ABA1FC4">
             <wp:extent cx="5779037" cy="2082800"/>
@@ -19796,6 +20247,9 @@
         <w:ind w:left="720"/>
       </w:pPr>
       <w:r>
+        <w:rPr>
+          <w:noProof/>
+        </w:rPr>
         <w:drawing>
           <wp:inline distT="0" distB="0" distL="0" distR="0" wp14:anchorId="229DFCCF" wp14:editId="1BA14A98">
             <wp:extent cx="7631430" cy="2281895"/>
@@ -19838,6 +20292,9 @@
         <w:ind w:left="720"/>
       </w:pPr>
       <w:r>
+        <w:rPr>
+          <w:noProof/>
+        </w:rPr>
         <w:drawing>
           <wp:inline distT="0" distB="0" distL="0" distR="0" wp14:anchorId="281A1506" wp14:editId="602949C6">
             <wp:extent cx="5944430" cy="1095528"/>
@@ -19913,10 +20370,37 @@
       </w:r>
       <w:r>
         <w:br/>
-        <w:t>Step 04: move the uploaded jar to this newly created dir</w:t>
-      </w:r>
-      <w:r>
-        <w:t>. And name it to cybapp.jar</w:t>
+        <w:t>Step 04</w:t>
+      </w:r>
+      <w:r>
+        <w:rPr>
+          <w:b/>
+          <w:bCs/>
+        </w:rPr>
+        <w:t>: move</w:t>
+      </w:r>
+      <w:r>
+        <w:t xml:space="preserve"> the uploaded jar </w:t>
+      </w:r>
+      <w:r>
+        <w:rPr>
+          <w:b/>
+          <w:bCs/>
+        </w:rPr>
+        <w:t>to this</w:t>
+      </w:r>
+      <w:r>
+        <w:t xml:space="preserve"> newly created dir</w:t>
+      </w:r>
+      <w:r>
+        <w:t xml:space="preserve">. And name it to </w:t>
+      </w:r>
+      <w:r>
+        <w:rPr>
+          <w:b/>
+          <w:bCs/>
+        </w:rPr>
+        <w:t>cybapp.jar</w:t>
       </w:r>
       <w:r>
         <w:br/>
@@ -19956,13 +20440,7 @@
         <w:t>mv</w:t>
       </w:r>
       <w:r>
-        <w:t xml:space="preserve"> </w:t>
-      </w:r>
-      <w:r>
-        <w:t>/home/ec2-user/</w:t>
-      </w:r>
-      <w:r>
-        <w:t xml:space="preserve">ACL-Impl-0.0.1-SNAPSHOT.jar </w:t>
+        <w:t xml:space="preserve"> /home/ec2-user/ACL-Impl-0.0.1-SNAPSHOT.jar </w:t>
       </w:r>
       <w:proofErr w:type="spellStart"/>
       <w:r>
@@ -20066,6 +20544,9 @@
         <w:br/>
       </w:r>
       <w:r>
+        <w:rPr>
+          <w:noProof/>
+        </w:rPr>
         <w:drawing>
           <wp:inline distT="0" distB="0" distL="0" distR="0" wp14:anchorId="63C6051D" wp14:editId="7CD72B79">
             <wp:extent cx="7296150" cy="2304047"/>
@@ -20147,6 +20628,9 @@
         <w:ind w:left="1440"/>
       </w:pPr>
       <w:r>
+        <w:rPr>
+          <w:noProof/>
+        </w:rPr>
         <w:drawing>
           <wp:inline distT="0" distB="0" distL="0" distR="0" wp14:anchorId="76BC3301" wp14:editId="1CBDEE3E">
             <wp:extent cx="7366000" cy="2459505"/>
@@ -20242,6 +20726,9 @@
         <w:tab/>
       </w:r>
       <w:r>
+        <w:rPr>
+          <w:noProof/>
+        </w:rPr>
         <w:drawing>
           <wp:inline distT="0" distB="0" distL="0" distR="0" wp14:anchorId="0F88BC65" wp14:editId="519B0D7E">
             <wp:extent cx="9851745" cy="2317750"/>
@@ -20329,6 +20816,9 @@
         <w:ind w:firstLine="720"/>
       </w:pPr>
       <w:r>
+        <w:rPr>
+          <w:noProof/>
+        </w:rPr>
         <w:drawing>
           <wp:inline distT="0" distB="0" distL="0" distR="0" wp14:anchorId="7C2E44AD" wp14:editId="160D88A0">
             <wp:extent cx="8173591" cy="828791"/>
@@ -20371,6 +20861,9 @@
         <w:tab/>
       </w:r>
       <w:r>
+        <w:rPr>
+          <w:noProof/>
+        </w:rPr>
         <w:drawing>
           <wp:inline distT="0" distB="0" distL="0" distR="0" wp14:anchorId="73FF882C" wp14:editId="71D6CB97">
             <wp:extent cx="8108950" cy="854467"/>
@@ -20469,6 +20962,9 @@
         <w:ind w:left="720" w:firstLine="720"/>
       </w:pPr>
       <w:r>
+        <w:rPr>
+          <w:noProof/>
+        </w:rPr>
         <w:drawing>
           <wp:inline distT="0" distB="0" distL="0" distR="0" wp14:anchorId="3DD916C8" wp14:editId="1EEF4E8D">
             <wp:extent cx="5050034" cy="3384550"/>
@@ -20558,6 +21054,9 @@
         <w:ind w:left="720"/>
       </w:pPr>
       <w:r>
+        <w:rPr>
+          <w:noProof/>
+        </w:rPr>
         <w:drawing>
           <wp:inline distT="0" distB="0" distL="0" distR="0" wp14:anchorId="7D0B5CA9" wp14:editId="7B6895C2">
             <wp:extent cx="5048250" cy="1869722"/>
@@ -20964,6 +21463,9 @@
         <w:tab/>
       </w:r>
       <w:r>
+        <w:rPr>
+          <w:noProof/>
+        </w:rPr>
         <w:drawing>
           <wp:inline distT="0" distB="0" distL="0" distR="0" wp14:anchorId="2BD45FB0" wp14:editId="2CEDFE21">
             <wp:extent cx="5892799" cy="2818622"/>
@@ -21019,6 +21521,9 @@
         <w:ind w:left="1440"/>
       </w:pPr>
       <w:r>
+        <w:rPr>
+          <w:noProof/>
+        </w:rPr>
         <w:drawing>
           <wp:inline distT="0" distB="0" distL="0" distR="0" wp14:anchorId="4E835B0F" wp14:editId="63C9D7D0">
             <wp:extent cx="4511213" cy="1492250"/>
@@ -21066,7 +21571,17 @@
         <w:ind w:left="1440"/>
       </w:pPr>
       <w:r>
-        <w:t>But it still tries to redirect to goes to local, so, now, deleting this entry entirely,</w:t>
+        <w:t xml:space="preserve">But it </w:t>
+      </w:r>
+      <w:r>
+        <w:rPr>
+          <w:b/>
+          <w:bCs/>
+        </w:rPr>
+        <w:t>still tries to redirect</w:t>
+      </w:r>
+      <w:r>
+        <w:t xml:space="preserve"> to goes to local, so, now, deleting this entry entirely,</w:t>
       </w:r>
     </w:p>
     <w:p>
@@ -21074,6 +21589,9 @@
         <w:ind w:left="1440"/>
       </w:pPr>
       <w:r>
+        <w:rPr>
+          <w:noProof/>
+        </w:rPr>
         <w:drawing>
           <wp:inline distT="0" distB="0" distL="0" distR="0" wp14:anchorId="6AFAD483" wp14:editId="039B3C24">
             <wp:extent cx="4704715" cy="2584205"/>
@@ -21125,7 +21643,17 @@
         <w:ind w:left="1440"/>
       </w:pPr>
       <w:r>
-        <w:t xml:space="preserve">It should go to </w:t>
+        <w:t xml:space="preserve">It </w:t>
+      </w:r>
+      <w:r>
+        <w:rPr>
+          <w:b/>
+          <w:bCs/>
+        </w:rPr>
+        <w:t>should</w:t>
+      </w:r>
+      <w:r>
+        <w:t xml:space="preserve"> go to </w:t>
       </w:r>
       <w:proofErr w:type="gramStart"/>
       <w:r>
@@ -21146,17 +21674,30 @@
       </w:r>
       <w:r>
         <w:rPr>
+          <w:b/>
+          <w:bCs/>
           <w:color w:val="EE0000"/>
         </w:rPr>
         <w:t>doesn’t</w:t>
       </w:r>
       <w:r>
+        <w:rPr>
+          <w:b/>
+          <w:bCs/>
+        </w:rPr>
         <w:t>,</w:t>
       </w:r>
       <w:r>
+        <w:rPr>
+          <w:b/>
+          <w:bCs/>
+        </w:rPr>
         <w:br/>
       </w:r>
       <w:r>
+        <w:rPr>
+          <w:noProof/>
+        </w:rPr>
         <w:drawing>
           <wp:inline distT="0" distB="0" distL="0" distR="0" wp14:anchorId="78C1A22B" wp14:editId="6A5BAF97">
             <wp:extent cx="7146195" cy="2216150"/>
@@ -21475,6 +22016,7 @@
       </w:pPr>
       <w:r>
         <w:rPr>
+          <w:noProof/>
           <w:sz w:val="20"/>
           <w:szCs w:val="20"/>
         </w:rPr>
@@ -21558,6 +22100,7 @@
       </w:pPr>
       <w:r>
         <w:rPr>
+          <w:noProof/>
           <w:sz w:val="20"/>
           <w:szCs w:val="20"/>
         </w:rPr>
@@ -21610,18 +22153,25 @@
         <w:rPr>
           <w:b/>
           <w:bCs/>
-          <w:sz w:val="20"/>
-          <w:szCs w:val="20"/>
+          <w:sz w:val="24"/>
+          <w:szCs w:val="24"/>
           <w:highlight w:val="green"/>
         </w:rPr>
         <w:t>This worked</w:t>
       </w:r>
       <w:r>
         <w:rPr>
-          <w:sz w:val="20"/>
-          <w:szCs w:val="20"/>
-        </w:rPr>
-        <w:t xml:space="preserve"> on cell phone (</w:t>
+          <w:sz w:val="24"/>
+          <w:szCs w:val="24"/>
+        </w:rPr>
+        <w:t xml:space="preserve"> </w:t>
+      </w:r>
+      <w:r>
+        <w:rPr>
+          <w:sz w:val="20"/>
+          <w:szCs w:val="20"/>
+        </w:rPr>
+        <w:t>on cell phone (</w:t>
       </w:r>
       <w:r>
         <w:rPr>
@@ -25673,6 +26223,7 @@
   <w:style w:type="character" w:default="1" w:styleId="DefaultParagraphFont">
     <w:name w:val="Default Paragraph Font"/>
     <w:uiPriority w:val="1"/>
+    <w:semiHidden/>
     <w:unhideWhenUsed/>
   </w:style>
   <w:style w:type="table" w:default="1" w:styleId="TableNormal">
